--- a/docs/publication/submissions/jlp_revision_2026-05-08/DECLARATION_OF_INTERESTS.docx
+++ b/docs/publication/submissions/jlp_revision_2026-05-08/DECLARATION_OF_INTERESTS.docx
@@ -44,7 +44,7 @@
         <w:t xml:space="preserve"> </w:t>
       </w:r>
       <w:r>
-        <w:t xml:space="preserve">A KOSHA Regulatory Knowledge-Grounded Multi-Discipline AI Verification Framework for Process Plant Engineering</w:t>
+        <w:t xml:space="preserve">Detecting Jurisdiction Compliance Gaps in Process Plant Engineering with Regulatory RAG</w:t>
       </w:r>
     </w:p>
     <w:p>
